--- a/04_Manuscripts/submission_package_phrp/CoverLetter_PHRP.docx
+++ b/04_Manuscripts/submission_package_phrp/CoverLetter_PHRP.docx
@@ -143,7 +143,7 @@
           <w:b w:val="0"/>
           <w:sz w:val="22"/>
         </w:rPr>
-        <w:t>We are pleased to submit our original article entitled "Association between Cold Month Exposure and Cardiovascular Disease Prescription Rate: A Nationwide Ecological Study in Japan" for consideration for publication in Osong Public Health and Research Perspectives (PHRP).</w:t>
+        <w:t>We are pleased to submit our original article entitled "Climate-Sensitive Cardiovascular Pharmaceutical Demand: Nationwide Ecological Evidence from Japan" for consideration for publication in Osong Public Health and Research Perspectives (PHRP).</w:t>
       </w:r>
     </w:p>
     <w:p>
@@ -213,7 +213,7 @@
           <w:b w:val="0"/>
           <w:sz w:val="22"/>
         </w:rPr>
-        <w:t>Analysis code and supporting data are available on GitHub (https://github.com/haruki00430/ndb-cold-exposure-cardiovascular-japan) and will be archived on Zenodo upon acceptance.</w:t>
+        <w:t>Analysis code and supporting data are available on GitHub (https://github.com/haruki00430/ndb-cold-exposure-cardiovascular-japan) and archived on Zenodo (DOI: https://doi.org/10.5281/zenodo.20997811) upon acceptance.</w:t>
       </w:r>
     </w:p>
     <w:p>
@@ -268,7 +268,7 @@
           <w:i w:val="0"/>
           <w:sz w:val="22"/>
         </w:rPr>
-        <w:t>Haruki Saito, MD</w:t>
+        <w:t>Haruki Saito</w:t>
       </w:r>
     </w:p>
     <w:p>
@@ -286,7 +286,7 @@
         <w:br/>
         <w:t>1 Hikarigaoka, Fukushima-shi, Fukushima 960-1295, Japan</w:t>
         <w:br/>
-        <w:t>E-mail: haruki00430@gmail.com</w:t>
+        <w:t>Email: haruki00430@gmail.com</w:t>
         <w:br/>
         <w:t>ORCID: 0009-0009-7890-6068</w:t>
       </w:r>
